--- a/zht/docx/029.content.docx
+++ b/zht/docx/029.content.docx
@@ -224,18 +224,13 @@
         </w:rPr>
         <w:t>女子，住在</w:t>
       </w:r>
-      <w:hyperlink r:id="rId13">
-        <w:r>
-          <w:rPr>
-            <w:lang w:val="zh_TW" w:bidi="zh_TW"/>
-          </w:rPr>
-          <w:rPr>
-            <w:color w:val="0000EE"/>
-            <w:u w:val="single"/>
-          </w:rPr>
-          <w:t>拿撒勒</w:t>
-        </w:r>
-      </w:hyperlink>
+      <w:r>
+        <w:rPr>
+          <w:b/>
+          <w:lang w:val="zh_TW" w:bidi="zh_TW"/>
+        </w:rPr>
+        <w:t>拿撒勒</w:t>
+      </w:r>
       <w:r>
         <w:rPr>
           <w:lang w:val="zh_TW" w:bidi="zh_TW"/>
@@ -256,18 +251,13 @@
         </w:rPr>
         <w:t>馬利亞與一個名叫約瑟的男人訂婚，這意味着她要與他結婚。 因為女孩在很年輕的時候結婚，所以當時馬利亞可能只有十五或十六歲。 在</w:t>
       </w:r>
-      <w:hyperlink r:id="rId14">
-        <w:r>
-          <w:rPr>
-            <w:lang w:val="zh_TW" w:bidi="zh_TW"/>
-          </w:rPr>
-          <w:rPr>
-            <w:color w:val="0000EE"/>
-            <w:u w:val="single"/>
-          </w:rPr>
-          <w:t>以色列</w:t>
-        </w:r>
-      </w:hyperlink>
+      <w:r>
+        <w:rPr>
+          <w:b/>
+          <w:lang w:val="zh_TW" w:bidi="zh_TW"/>
+        </w:rPr>
+        <w:t>以色列</w:t>
+      </w:r>
       <w:r>
         <w:rPr>
           <w:lang w:val="zh_TW" w:bidi="zh_TW"/>
@@ -288,54 +278,38 @@
         </w:rPr>
         <w:t>但在馬利亞和約瑟結婚之前，一個名叫</w:t>
       </w:r>
-      <w:hyperlink r:id="rId15">
-        <w:r>
-          <w:rPr>
-            <w:lang w:val="zh_TW" w:bidi="zh_TW"/>
-          </w:rPr>
-          <w:rPr>
-            <w:color w:val="0000EE"/>
-            <w:u w:val="single"/>
-          </w:rPr>
-          <w:t>加百列</w:t>
-        </w:r>
-      </w:hyperlink>
+      <w:r>
+        <w:rPr>
+          <w:lang w:val="zh_TW" w:bidi="zh_TW"/>
+        </w:rPr>
+        <w:t>加百列</w:t>
+      </w:r>
       <w:r>
         <w:rPr>
           <w:lang w:val="zh_TW" w:bidi="zh_TW"/>
         </w:rPr>
         <w:t>的神的</w:t>
       </w:r>
-      <w:hyperlink r:id="rId16">
-        <w:r>
-          <w:rPr>
-            <w:lang w:val="zh_TW" w:bidi="zh_TW"/>
-          </w:rPr>
-          <w:rPr>
-            <w:color w:val="0000EE"/>
-            <w:u w:val="single"/>
-          </w:rPr>
-          <w:t>天使</w:t>
-        </w:r>
-      </w:hyperlink>
+      <w:r>
+        <w:rPr>
+          <w:b/>
+          <w:lang w:val="zh_TW" w:bidi="zh_TW"/>
+        </w:rPr>
+        <w:t>天使</w:t>
+      </w:r>
       <w:r>
         <w:rPr>
           <w:lang w:val="zh_TW" w:bidi="zh_TW"/>
         </w:rPr>
         <w:t>向馬利亞顯現，並告訴她，她將因著神的大能而懷孕。 她的兒子將被稱為</w:t>
       </w:r>
-      <w:hyperlink r:id="rId17">
-        <w:r>
-          <w:rPr>
-            <w:lang w:val="zh_TW" w:bidi="zh_TW"/>
-          </w:rPr>
-          <w:rPr>
-            <w:color w:val="0000EE"/>
-            <w:u w:val="single"/>
-          </w:rPr>
-          <w:t>神的兒子</w:t>
-        </w:r>
-      </w:hyperlink>
+      <w:r>
+        <w:rPr>
+          <w:b/>
+          <w:lang w:val="zh_TW" w:bidi="zh_TW"/>
+        </w:rPr>
+        <w:t>神的兒子</w:t>
+      </w:r>
       <w:r>
         <w:rPr>
           <w:lang w:val="zh_TW" w:bidi="zh_TW"/>
@@ -356,72 +330,51 @@
         </w:rPr>
         <w:t>馬利亞和約瑟起初住在</w:t>
       </w:r>
-      <w:hyperlink r:id="rId18">
-        <w:r>
-          <w:rPr>
-            <w:lang w:val="zh_TW" w:bidi="zh_TW"/>
-          </w:rPr>
-          <w:rPr>
-            <w:color w:val="0000EE"/>
-            <w:u w:val="single"/>
-          </w:rPr>
-          <w:t>加利利</w:t>
-        </w:r>
-      </w:hyperlink>
+      <w:r>
+        <w:rPr>
+          <w:b/>
+          <w:lang w:val="zh_TW" w:bidi="zh_TW"/>
+        </w:rPr>
+        <w:t>加利利</w:t>
+      </w:r>
       <w:r>
         <w:rPr>
           <w:lang w:val="zh_TW" w:bidi="zh_TW"/>
         </w:rPr>
         <w:t>省的拿撒勒，這在以色列的北部。 正當馬利亞懷孕的時候，羅馬政府制定了一項規定，要求全地的人都必須去他們祖先的城鎮，登記他們的名字。 約瑟，可能還有馬利亞，是</w:t>
       </w:r>
-      <w:hyperlink r:id="rId19">
-        <w:r>
-          <w:rPr>
-            <w:lang w:val="zh_TW" w:bidi="zh_TW"/>
-          </w:rPr>
-          <w:rPr>
-            <w:color w:val="0000EE"/>
-            <w:u w:val="single"/>
-          </w:rPr>
-          <w:t>大衞</w:t>
-        </w:r>
-      </w:hyperlink>
+      <w:r>
+        <w:rPr>
+          <w:b/>
+          <w:lang w:val="zh_TW" w:bidi="zh_TW"/>
+        </w:rPr>
+        <w:t>大衞</w:t>
+      </w:r>
       <w:r>
         <w:rPr>
           <w:lang w:val="zh_TW" w:bidi="zh_TW"/>
         </w:rPr>
         <w:t>王的後裔。 因此，他們的家鄉是</w:t>
       </w:r>
-      <w:hyperlink r:id="rId20">
-        <w:r>
-          <w:rPr>
-            <w:lang w:val="zh_TW" w:bidi="zh_TW"/>
-          </w:rPr>
-          <w:rPr>
-            <w:color w:val="0000EE"/>
-            <w:u w:val="single"/>
-          </w:rPr>
-          <w:t>猶太</w:t>
-        </w:r>
-      </w:hyperlink>
+      <w:r>
+        <w:rPr>
+          <w:b/>
+          <w:lang w:val="zh_TW" w:bidi="zh_TW"/>
+        </w:rPr>
+        <w:t>猶太</w:t>
+      </w:r>
       <w:r>
         <w:rPr>
           <w:lang w:val="zh_TW" w:bidi="zh_TW"/>
         </w:rPr>
         <w:t>省的</w:t>
       </w:r>
-      <w:hyperlink r:id="rId21">
-        <w:r>
-          <w:rPr>
-            <w:lang w:val="zh_TW" w:bidi="zh_TW"/>
-          </w:rPr>
-          <w:rPr>
-            <w:color w:val="0000EE"/>
-            <w:u w:val="single"/>
-          </w:rPr>
-          <w:t>伯利恆</w:t>
-        </w:r>
-      </w:hyperlink>
+      <w:r>
+        <w:rPr>
+          <w:lang w:val="zh_TW" w:bidi="zh_TW"/>
+        </w:rPr>
+        <w:t>伯利恆</w:t>
+      </w:r>
       <w:r>
         <w:rPr>
           <w:lang w:val="zh_TW" w:bidi="zh_TW"/>
@@ -441,36 +394,25 @@
         </w:rPr>
         <w:t>們很久以前所説過的話，</w:t>
       </w:r>
-      <w:hyperlink r:id="rId22">
-        <w:r>
-          <w:rPr>
-            <w:lang w:val="zh_TW" w:bidi="zh_TW"/>
-          </w:rPr>
-          <w:rPr>
-            <w:color w:val="0000EE"/>
-            <w:u w:val="single"/>
-          </w:rPr>
-          <w:t>彌賽亞</w:t>
-        </w:r>
-      </w:hyperlink>
+      <w:r>
+        <w:rPr>
+          <w:b/>
+          <w:lang w:val="zh_TW" w:bidi="zh_TW"/>
+        </w:rPr>
+        <w:t>彌賽亞</w:t>
+      </w:r>
       <w:r>
         <w:rPr>
           <w:lang w:val="zh_TW" w:bidi="zh_TW"/>
         </w:rPr>
         <w:t>，也就是特別的王和</w:t>
       </w:r>
-      <w:hyperlink r:id="rId23">
-        <w:r>
-          <w:rPr>
-            <w:lang w:val="zh_TW" w:bidi="zh_TW"/>
-          </w:rPr>
-          <w:rPr>
-            <w:color w:val="0000EE"/>
-            <w:u w:val="single"/>
-          </w:rPr>
-          <w:t>救主</w:t>
-        </w:r>
-      </w:hyperlink>
+      <w:r>
+        <w:rPr>
+          <w:lang w:val="zh_TW" w:bidi="zh_TW"/>
+        </w:rPr>
+        <w:t>救主</w:t>
+      </w:r>
       <w:r>
         <w:rPr>
           <w:lang w:val="zh_TW" w:bidi="zh_TW"/>
@@ -505,36 +447,26 @@
         </w:rPr>
         <w:t>馬利亞和約瑟很窮。 約瑟是個木匠。 在耶穌出生以後，他們一起有了更多的孩子。 因為我們以後再也沒有聽到關於約瑟的消息，所以很有可能，在耶穌開始教導人的時候，約瑟已經死了。 耶穌死的時候，馬利亞本人就在</w:t>
       </w:r>
-      <w:hyperlink r:id="rId24">
-        <w:r>
-          <w:rPr>
-            <w:lang w:val="zh_TW" w:bidi="zh_TW"/>
-          </w:rPr>
-          <w:rPr>
-            <w:color w:val="0000EE"/>
-            <w:u w:val="single"/>
-          </w:rPr>
-          <w:t>十字架</w:t>
-        </w:r>
-      </w:hyperlink>
+      <w:r>
+        <w:rPr>
+          <w:b/>
+          <w:lang w:val="zh_TW" w:bidi="zh_TW"/>
+        </w:rPr>
+        <w:t>十字架</w:t>
+      </w:r>
       <w:r>
         <w:rPr>
           <w:lang w:val="zh_TW" w:bidi="zh_TW"/>
         </w:rPr>
         <w:t>那裏，耶穌</w:t>
       </w:r>
-      <w:hyperlink r:id="rId25">
-        <w:r>
-          <w:rPr>
-            <w:lang w:val="zh_TW" w:bidi="zh_TW"/>
-          </w:rPr>
-          <w:rPr>
-            <w:color w:val="0000EE"/>
-            <w:u w:val="single"/>
-          </w:rPr>
-          <w:t>復活</w:t>
-        </w:r>
-      </w:hyperlink>
+      <w:r>
+        <w:rPr>
+          <w:b/>
+          <w:lang w:val="zh_TW" w:bidi="zh_TW"/>
+        </w:rPr>
+        <w:t>復活</w:t>
+      </w:r>
       <w:r>
         <w:rPr>
           <w:lang w:val="zh_TW" w:bidi="zh_TW"/>
@@ -543,7 +475,6 @@
       </w:r>
       <w:r>
         <w:rPr>
-          <w:b/>
           <w:lang w:val="zh_TW" w:bidi="zh_TW"/>
         </w:rPr>
         <w:t>信徒</w:t>
